--- a/atelier/quickwin_196 (1).docx
+++ b/atelier/quickwin_196 (1).docx
@@ -547,7 +547,7 @@
               <w:spacing w:after="60"/>
             </w:pPr>
             <w:r>
-              <w:t xml:space="preserve">Le coach l’a noté : « Pipelines must succeed » est un setting, donc un quick-win plutôt qu’un atelier. Le SENS (pourquoi ne pas merger sur du rouge) est déjà traité en profondeur dans le stop-the-line (S01-180) et dans la prise de conscience des séries (#197). Ce document ne refait pas la pédagogie : il donne le geste technique. Un Maintainer l’active en cinq minutes.</w:t>
+              <w:t xml:space="preserve">Le coach l’a noté : « Pipelines must succeed » est un setting, donc un quick-win plutôt qu’un atelier. Le SENS (pourquoi ne pas merger sur du rouge) est déjà traité en profondeur dans le stop-the-line (S01-180) et dans la prise de conscience des séries. Ce document ne refait pas la pédagogie : il donne le geste technique. Un Maintainer l’active en cinq minutes.</w:t>
             </w:r>
           </w:p>
         </w:tc>
@@ -621,7 +621,7 @@
                 <w:sz w:val="18"/>
                 <w:szCs w:val="18"/>
               </w:rPr>
-              <w:t xml:space="preserve">  [x] Pipelines must succeed</w:t>
+              <w:t xml:space="preserve"> [x] Pipelines must succeed</w:t>
             </w:r>
           </w:p>
           <w:p>
@@ -631,7 +631,7 @@
                 <w:sz w:val="18"/>
                 <w:szCs w:val="18"/>
               </w:rPr>
-              <w:t xml:space="preserve">      -&gt; une MR ne peut être mergée que si son</w:t>
+              <w:t xml:space="preserve"> -&gt; une MR ne peut être mergée que si son</w:t>
             </w:r>
           </w:p>
           <w:p>
@@ -641,7 +641,7 @@
                 <w:sz w:val="18"/>
                 <w:szCs w:val="18"/>
               </w:rPr>
-              <w:t xml:space="preserve">         pipeline est VERT</w:t>
+              <w:t xml:space="preserve"> pipeline est VERT</w:t>
             </w:r>
           </w:p>
           <w:p>
@@ -661,7 +661,7 @@
                 <w:sz w:val="18"/>
                 <w:szCs w:val="18"/>
               </w:rPr>
-              <w:t xml:space="preserve">  Effet :</w:t>
+              <w:t xml:space="preserve"> Effet :</w:t>
             </w:r>
           </w:p>
           <w:p>
@@ -671,7 +671,7 @@
                 <w:sz w:val="18"/>
                 <w:szCs w:val="18"/>
               </w:rPr>
-              <w:t xml:space="preserve">    - traduit techniquement le stop-the-line (S01-180)</w:t>
+              <w:t xml:space="preserve"> - traduit techniquement le stop-the-line (S01-180)</w:t>
             </w:r>
           </w:p>
           <w:p>
@@ -681,7 +681,7 @@
                 <w:sz w:val="18"/>
                 <w:szCs w:val="18"/>
               </w:rPr>
-              <w:t xml:space="preserve">    - casse les séries d'échecs : plus de merge</w:t>
+              <w:t xml:space="preserve"> - casse les séries d'échecs : plus de merge</w:t>
             </w:r>
           </w:p>
           <w:p>
@@ -691,7 +691,7 @@
                 <w:sz w:val="18"/>
                 <w:szCs w:val="18"/>
               </w:rPr>
-              <w:t xml:space="preserve">      sur une base rouge (S04)</w:t>
+              <w:t xml:space="preserve"> sur une base rouge (S04)</w:t>
             </w:r>
           </w:p>
           <w:p>
@@ -711,7 +711,7 @@
                 <w:sz w:val="18"/>
                 <w:szCs w:val="18"/>
               </w:rPr>
-              <w:t xml:space="preserve">  (Complément : check pre-merge si la branche cible</w:t>
+              <w:t xml:space="preserve"> (Complément : check pre-merge si la branche cible</w:t>
             </w:r>
           </w:p>
           <w:p>
@@ -721,7 +721,7 @@
                 <w:sz w:val="18"/>
                 <w:szCs w:val="18"/>
               </w:rPr>
-              <w:t xml:space="preserve">   est rouge -&gt; #198)</w:t>
+              <w:t xml:space="preserve"> est rouge -&gt;)</w:t>
             </w:r>
           </w:p>
         </w:tc>
@@ -784,7 +784,7 @@
         <w:spacing w:after="80"/>
       </w:pPr>
       <w:r>
-        <w:t xml:space="preserve">Compléter par le check pre-merge (#198) : « Pipelines must succeed » vérifie le pipeline de la MR ; le #198 ajoutera la vérification que la branche cible elle-même n’est pas rouge. Les deux se complètent.</w:t>
+        <w:t xml:space="preserve">Compléter par le check pre-merge : « Pipelines must succeed » vérifie le pipeline de la MR ; le check pre-merge : refuser le merge si la branche est rouge ajoutera la vérification que la branche cible elle-même n’est pas rouge. Les deux se complètent.</w:t>
       </w:r>
     </w:p>
     <w:p>
@@ -800,7 +800,7 @@
         <w:spacing w:after="120"/>
       </w:pPr>
       <w:r>
-        <w:t xml:space="preserve">L’option « Pipelines must succeed » est activée : une MR ne peut plus être mergée tant que son pipeline n’est pas vert, sur les branches protégées, et la vérification confirme le blocage. Le geste a pris quelques minutes (quick-win, pas atelier). Le stop-the-line (S01-180) est techniquement verrouillé, et l’enchaînement le plus courant des séries d’échecs (S04) est cassé à la racine. La mesure Série max échecs du hub baisse. La pédagogie reste portée par S01-180 et l’atelier de prise de conscience #197.</w:t>
+        <w:t xml:space="preserve">L’option « Pipelines must succeed » est activée : une MR ne peut plus être mergée tant que son pipeline n’est pas vert, sur les branches protégées, et la vérification confirme le blocage. Le geste a pris quelques minutes (quick-win, pas atelier). Le stop-the-line (S01-180) est techniquement verrouillé, et l’enchaînement le plus courant des séries d’échecs (S04) est cassé à la racine. La mesure Série max échecs du hub baisse. La pédagogie reste portée par S01-180 et l’atelier de prise de conscience.</w:t>
       </w:r>
     </w:p>
     <w:sectPr>
